--- a/docs/relatorios_tomada_decisao.docx
+++ b/docs/relatorios_tomada_decisao.docx
@@ -4,42 +4,54 @@
   <w:body>
     <w:p>
       <w:pPr>
+        <w:spacing w:after="160"/>
         <w:jc w:val="center"/>
       </w:pPr>
       <w:r>
         <w:rPr>
-          <w:rFonts w:ascii="Arial" w:hAnsi="Arial" w:eastAsia="Arial"/>
           <w:b/>
-          <w:sz w:val="36"/>
+          <w:color w:val="1F4E79"/>
+          <w:sz w:val="40"/>
         </w:rPr>
         <w:t>Relatórios de Tomada de Decisão</w:t>
       </w:r>
     </w:p>
     <w:p>
       <w:pPr>
+        <w:spacing w:after="320"/>
         <w:jc w:val="center"/>
       </w:pPr>
       <w:r>
         <w:rPr>
-          <w:rFonts w:ascii="Arial" w:hAnsi="Arial" w:eastAsia="Arial"/>
-          <w:b w:val="0"/>
-          <w:sz w:val="22"/>
+          <w:i/>
+          <w:color w:val="5A5A5A"/>
+          <w:sz w:val="20"/>
         </w:rPr>
-        <w:t>FirewallSign</w:t>
+        <w:t>FirewallSign - Desafio Integrador 2026</w:t>
       </w:r>
     </w:p>
-    <w:p/>
     <w:p>
       <w:pPr>
         <w:pStyle w:val="Heading1"/>
       </w:pPr>
       <w:r>
-        <w:rPr>
-          <w:rFonts w:ascii="Arial" w:hAnsi="Arial" w:eastAsia="Arial"/>
-          <w:b/>
-          <w:sz w:val="28"/>
-        </w:rPr>
-        <w:t>1. Relatórios gerenciais</w:t>
+        <w:t>1. Objetivo</w:t>
+      </w:r>
+    </w:p>
+    <w:p>
+      <w:pPr>
+        <w:jc w:val="both"/>
+      </w:pPr>
+      <w:r>
+        <w:t>Os relatórios foram desenvolvidos para transformar os dados do sistema em informações úteis para os gestores. Eles auxiliam na análise de clientes, planos, assinaturas, receita e crescimento estratégico.</w:t>
+      </w:r>
+    </w:p>
+    <w:p>
+      <w:pPr>
+        <w:pStyle w:val="Heading1"/>
+      </w:pPr>
+      <w:r>
+        <w:t>2. Relatórios gerenciais</w:t>
       </w:r>
     </w:p>
     <w:tbl>
@@ -50,20 +62,21 @@
         <w:tblLook w:firstColumn="1" w:firstRow="1" w:lastColumn="0" w:lastRow="0" w:noHBand="0" w:noVBand="1" w:val="04A0"/>
       </w:tblPr>
       <w:tblGrid>
-        <w:gridCol w:w="4968"/>
-        <w:gridCol w:w="4968"/>
+        <w:gridCol w:w="3360"/>
+        <w:gridCol w:w="3360"/>
+        <w:gridCol w:w="3360"/>
       </w:tblGrid>
       <w:tr>
         <w:tc>
           <w:tcPr>
-            <w:tcW w:type="dxa" w:w="4968"/>
+            <w:tcW w:type="dxa" w:w="3360"/>
+            <w:vAlign w:val="center"/>
             <w:shd w:fill="D9EAF7"/>
-            <w:vAlign w:val="center"/>
           </w:tcPr>
           <w:p>
+            <w:r/>
             <w:r>
               <w:rPr>
-                <w:rFonts w:ascii="Arial" w:hAnsi="Arial" w:eastAsia="Arial"/>
                 <w:b/>
                 <w:sz w:val="20"/>
               </w:rPr>
@@ -73,18 +86,35 @@
         </w:tc>
         <w:tc>
           <w:tcPr>
-            <w:tcW w:type="dxa" w:w="4968"/>
+            <w:tcW w:type="dxa" w:w="3360"/>
+            <w:vAlign w:val="center"/>
             <w:shd w:fill="D9EAF7"/>
-            <w:vAlign w:val="center"/>
           </w:tcPr>
           <w:p>
+            <w:r/>
             <w:r>
               <w:rPr>
-                <w:rFonts w:ascii="Arial" w:hAnsi="Arial" w:eastAsia="Arial"/>
                 <w:b/>
                 <w:sz w:val="20"/>
               </w:rPr>
-              <w:t>Objetivo</w:t>
+              <w:t>Descrição</w:t>
+            </w:r>
+          </w:p>
+        </w:tc>
+        <w:tc>
+          <w:tcPr>
+            <w:tcW w:type="dxa" w:w="3360"/>
+            <w:vAlign w:val="center"/>
+            <w:shd w:fill="D9EAF7"/>
+          </w:tcPr>
+          <w:p>
+            <w:r/>
+            <w:r>
+              <w:rPr>
+                <w:b/>
+                <w:sz w:val="20"/>
+              </w:rPr>
+              <w:t>Uso gerencial</w:t>
             </w:r>
           </w:p>
         </w:tc>
@@ -92,12 +122,13 @@
       <w:tr>
         <w:tc>
           <w:tcPr>
-            <w:tcW w:type="dxa" w:w="4968"/>
+            <w:tcW w:type="dxa" w:w="3360"/>
+            <w:vAlign w:val="center"/>
           </w:tcPr>
           <w:p>
+            <w:r/>
             <w:r>
               <w:rPr>
-                <w:rFonts w:ascii="Arial" w:hAnsi="Arial" w:eastAsia="Arial"/>
                 <w:b w:val="0"/>
                 <w:sz w:val="20"/>
               </w:rPr>
@@ -107,16 +138,33 @@
         </w:tc>
         <w:tc>
           <w:tcPr>
-            <w:tcW w:type="dxa" w:w="4968"/>
+            <w:tcW w:type="dxa" w:w="3360"/>
+            <w:vAlign w:val="center"/>
           </w:tcPr>
           <w:p>
+            <w:r/>
             <w:r>
               <w:rPr>
-                <w:rFonts w:ascii="Arial" w:hAnsi="Arial" w:eastAsia="Arial"/>
                 <w:b w:val="0"/>
                 <w:sz w:val="20"/>
               </w:rPr>
-              <w:t>Exibir total de clientes, planos, assinaturas, cancelamentos e receita mensal ativa.</w:t>
+              <w:t>Apresenta total de clientes, planos, assinaturas, ativas, canceladas e receita mensal ativa.</w:t>
+            </w:r>
+          </w:p>
+        </w:tc>
+        <w:tc>
+          <w:tcPr>
+            <w:tcW w:type="dxa" w:w="3360"/>
+            <w:vAlign w:val="center"/>
+          </w:tcPr>
+          <w:p>
+            <w:r/>
+            <w:r>
+              <w:rPr>
+                <w:b w:val="0"/>
+                <w:sz w:val="20"/>
+              </w:rPr>
+              <w:t>Acompanhar a situação geral da empresa.</w:t>
             </w:r>
           </w:p>
         </w:tc>
@@ -124,12 +172,13 @@
       <w:tr>
         <w:tc>
           <w:tcPr>
-            <w:tcW w:type="dxa" w:w="4968"/>
+            <w:tcW w:type="dxa" w:w="3360"/>
+            <w:vAlign w:val="center"/>
           </w:tcPr>
           <w:p>
+            <w:r/>
             <w:r>
               <w:rPr>
-                <w:rFonts w:ascii="Arial" w:hAnsi="Arial" w:eastAsia="Arial"/>
                 <w:b w:val="0"/>
                 <w:sz w:val="20"/>
               </w:rPr>
@@ -139,16 +188,33 @@
         </w:tc>
         <w:tc>
           <w:tcPr>
-            <w:tcW w:type="dxa" w:w="4968"/>
+            <w:tcW w:type="dxa" w:w="3360"/>
+            <w:vAlign w:val="center"/>
           </w:tcPr>
           <w:p>
+            <w:r/>
             <w:r>
               <w:rPr>
-                <w:rFonts w:ascii="Arial" w:hAnsi="Arial" w:eastAsia="Arial"/>
                 <w:b w:val="0"/>
                 <w:sz w:val="20"/>
               </w:rPr>
-              <w:t>Mostrar quais planos possuem mais contratações e maior receita.</w:t>
+              <w:t>Mostra a quantidade de assinaturas em cada plano e a receita mensal ativa por plano.</w:t>
+            </w:r>
+          </w:p>
+        </w:tc>
+        <w:tc>
+          <w:tcPr>
+            <w:tcW w:type="dxa" w:w="3360"/>
+            <w:vAlign w:val="center"/>
+          </w:tcPr>
+          <w:p>
+            <w:r/>
+            <w:r>
+              <w:rPr>
+                <w:b w:val="0"/>
+                <w:sz w:val="20"/>
+              </w:rPr>
+              <w:t>Identificar os planos mais relevantes.</w:t>
             </w:r>
           </w:p>
         </w:tc>
@@ -156,12 +222,13 @@
       <w:tr>
         <w:tc>
           <w:tcPr>
-            <w:tcW w:type="dxa" w:w="4968"/>
+            <w:tcW w:type="dxa" w:w="3360"/>
+            <w:vAlign w:val="center"/>
           </w:tcPr>
           <w:p>
+            <w:r/>
             <w:r>
               <w:rPr>
-                <w:rFonts w:ascii="Arial" w:hAnsi="Arial" w:eastAsia="Arial"/>
                 <w:b w:val="0"/>
                 <w:sz w:val="20"/>
               </w:rPr>
@@ -171,16 +238,33 @@
         </w:tc>
         <w:tc>
           <w:tcPr>
-            <w:tcW w:type="dxa" w:w="4968"/>
+            <w:tcW w:type="dxa" w:w="3360"/>
+            <w:vAlign w:val="center"/>
           </w:tcPr>
           <w:p>
+            <w:r/>
             <w:r>
               <w:rPr>
-                <w:rFonts w:ascii="Arial" w:hAnsi="Arial" w:eastAsia="Arial"/>
                 <w:b w:val="0"/>
                 <w:sz w:val="20"/>
               </w:rPr>
-              <w:t>Apoiar a identificação dos principais motivos de perda de clientes.</w:t>
+              <w:t>Agrupa os cancelamentos conforme o motivo informado.</w:t>
+            </w:r>
+          </w:p>
+        </w:tc>
+        <w:tc>
+          <w:tcPr>
+            <w:tcW w:type="dxa" w:w="3360"/>
+            <w:vAlign w:val="center"/>
+          </w:tcPr>
+          <w:p>
+            <w:r/>
+            <w:r>
+              <w:rPr>
+                <w:b w:val="0"/>
+                <w:sz w:val="20"/>
+              </w:rPr>
+              <w:t>Entender causas de perda de clientes.</w:t>
             </w:r>
           </w:p>
         </w:tc>
@@ -188,12 +272,13 @@
       <w:tr>
         <w:tc>
           <w:tcPr>
-            <w:tcW w:type="dxa" w:w="4968"/>
+            <w:tcW w:type="dxa" w:w="3360"/>
+            <w:vAlign w:val="center"/>
           </w:tcPr>
           <w:p>
+            <w:r/>
             <w:r>
               <w:rPr>
-                <w:rFonts w:ascii="Arial" w:hAnsi="Arial" w:eastAsia="Arial"/>
                 <w:b w:val="0"/>
                 <w:sz w:val="20"/>
               </w:rPr>
@@ -203,16 +288,33 @@
         </w:tc>
         <w:tc>
           <w:tcPr>
-            <w:tcW w:type="dxa" w:w="4968"/>
+            <w:tcW w:type="dxa" w:w="3360"/>
+            <w:vAlign w:val="center"/>
           </w:tcPr>
           <w:p>
+            <w:r/>
             <w:r>
               <w:rPr>
-                <w:rFonts w:ascii="Arial" w:hAnsi="Arial" w:eastAsia="Arial"/>
                 <w:b w:val="0"/>
                 <w:sz w:val="20"/>
               </w:rPr>
-              <w:t>Auxiliar na análise geográfica da base de clientes.</w:t>
+              <w:t>Agrupa clientes por localização.</w:t>
+            </w:r>
+          </w:p>
+        </w:tc>
+        <w:tc>
+          <w:tcPr>
+            <w:tcW w:type="dxa" w:w="3360"/>
+            <w:vAlign w:val="center"/>
+          </w:tcPr>
+          <w:p>
+            <w:r/>
+            <w:r>
+              <w:rPr>
+                <w:b w:val="0"/>
+                <w:sz w:val="20"/>
+              </w:rPr>
+              <w:t>Apoiar análise comercial por região.</w:t>
             </w:r>
           </w:p>
         </w:tc>
@@ -224,12 +326,7 @@
         <w:pStyle w:val="Heading1"/>
       </w:pPr>
       <w:r>
-        <w:rPr>
-          <w:rFonts w:ascii="Arial" w:hAnsi="Arial" w:eastAsia="Arial"/>
-          <w:b/>
-          <w:sz w:val="28"/>
-        </w:rPr>
-        <w:t>2. Relatórios estratégicos</w:t>
+        <w:t>3. Relatórios de tomada de decisão estratégica</w:t>
       </w:r>
     </w:p>
     <w:tbl>
@@ -240,20 +337,21 @@
         <w:tblLook w:firstColumn="1" w:firstRow="1" w:lastColumn="0" w:lastRow="0" w:noHBand="0" w:noVBand="1" w:val="04A0"/>
       </w:tblPr>
       <w:tblGrid>
-        <w:gridCol w:w="4968"/>
-        <w:gridCol w:w="4968"/>
+        <w:gridCol w:w="3360"/>
+        <w:gridCol w:w="3360"/>
+        <w:gridCol w:w="3360"/>
       </w:tblGrid>
       <w:tr>
         <w:tc>
           <w:tcPr>
-            <w:tcW w:type="dxa" w:w="4968"/>
+            <w:tcW w:type="dxa" w:w="3360"/>
+            <w:vAlign w:val="center"/>
             <w:shd w:fill="D9EAF7"/>
-            <w:vAlign w:val="center"/>
           </w:tcPr>
           <w:p>
+            <w:r/>
             <w:r>
               <w:rPr>
-                <w:rFonts w:ascii="Arial" w:hAnsi="Arial" w:eastAsia="Arial"/>
                 <w:b/>
                 <w:sz w:val="20"/>
               </w:rPr>
@@ -263,18 +361,35 @@
         </w:tc>
         <w:tc>
           <w:tcPr>
-            <w:tcW w:type="dxa" w:w="4968"/>
+            <w:tcW w:type="dxa" w:w="3360"/>
+            <w:vAlign w:val="center"/>
             <w:shd w:fill="D9EAF7"/>
-            <w:vAlign w:val="center"/>
           </w:tcPr>
           <w:p>
+            <w:r/>
             <w:r>
               <w:rPr>
-                <w:rFonts w:ascii="Arial" w:hAnsi="Arial" w:eastAsia="Arial"/>
                 <w:b/>
                 <w:sz w:val="20"/>
               </w:rPr>
-              <w:t>Objetivo</w:t>
+              <w:t>Descrição</w:t>
+            </w:r>
+          </w:p>
+        </w:tc>
+        <w:tc>
+          <w:tcPr>
+            <w:tcW w:type="dxa" w:w="3360"/>
+            <w:vAlign w:val="center"/>
+            <w:shd w:fill="D9EAF7"/>
+          </w:tcPr>
+          <w:p>
+            <w:r/>
+            <w:r>
+              <w:rPr>
+                <w:b/>
+                <w:sz w:val="20"/>
+              </w:rPr>
+              <w:t>Ação sugerida</w:t>
             </w:r>
           </w:p>
         </w:tc>
@@ -282,31 +397,49 @@
       <w:tr>
         <w:tc>
           <w:tcPr>
-            <w:tcW w:type="dxa" w:w="4968"/>
+            <w:tcW w:type="dxa" w:w="3360"/>
+            <w:vAlign w:val="center"/>
           </w:tcPr>
           <w:p>
+            <w:r/>
             <w:r>
               <w:rPr>
-                <w:rFonts w:ascii="Arial" w:hAnsi="Arial" w:eastAsia="Arial"/>
                 <w:b w:val="0"/>
                 <w:sz w:val="20"/>
               </w:rPr>
-              <w:t>Risco de churn</w:t>
+              <w:t>Churn confirmado</w:t>
             </w:r>
           </w:p>
         </w:tc>
         <w:tc>
           <w:tcPr>
-            <w:tcW w:type="dxa" w:w="4968"/>
+            <w:tcW w:type="dxa" w:w="3360"/>
+            <w:vAlign w:val="center"/>
           </w:tcPr>
           <w:p>
+            <w:r/>
             <w:r>
               <w:rPr>
-                <w:rFonts w:ascii="Arial" w:hAnsi="Arial" w:eastAsia="Arial"/>
                 <w:b w:val="0"/>
                 <w:sz w:val="20"/>
               </w:rPr>
-              <w:t>Listar clientes com maior chance de cancelamento ou perda.</w:t>
+              <w:t>Identifica clientes que já cancelaram e não possuem assinatura ativa.</w:t>
+            </w:r>
+          </w:p>
+        </w:tc>
+        <w:tc>
+          <w:tcPr>
+            <w:tcW w:type="dxa" w:w="3360"/>
+            <w:vAlign w:val="center"/>
+          </w:tcPr>
+          <w:p>
+            <w:r/>
+            <w:r>
+              <w:rPr>
+                <w:b w:val="0"/>
+                <w:sz w:val="20"/>
+              </w:rPr>
+              <w:t>Tentar reativação com oferta ou contato comercial.</w:t>
             </w:r>
           </w:p>
         </w:tc>
@@ -314,31 +447,149 @@
       <w:tr>
         <w:tc>
           <w:tcPr>
-            <w:tcW w:type="dxa" w:w="4968"/>
+            <w:tcW w:type="dxa" w:w="3360"/>
+            <w:vAlign w:val="center"/>
           </w:tcPr>
           <w:p>
+            <w:r/>
             <w:r>
               <w:rPr>
-                <w:rFonts w:ascii="Arial" w:hAnsi="Arial" w:eastAsia="Arial"/>
                 <w:b w:val="0"/>
                 <w:sz w:val="20"/>
               </w:rPr>
-              <w:t>Propensão de compra</w:t>
+              <w:t>Clientes em risco</w:t>
             </w:r>
           </w:p>
         </w:tc>
         <w:tc>
           <w:tcPr>
-            <w:tcW w:type="dxa" w:w="4968"/>
+            <w:tcW w:type="dxa" w:w="3360"/>
+            <w:vAlign w:val="center"/>
           </w:tcPr>
           <w:p>
+            <w:r/>
             <w:r>
               <w:rPr>
-                <w:rFonts w:ascii="Arial" w:hAnsi="Arial" w:eastAsia="Arial"/>
                 <w:b w:val="0"/>
                 <w:sz w:val="20"/>
               </w:rPr>
-              <w:t>Identificar clientes com maior chance de contratar mais ou fazer upgrade.</w:t>
+              <w:t>Identifica clientes ativos com maior risco de churn.</w:t>
+            </w:r>
+          </w:p>
+        </w:tc>
+        <w:tc>
+          <w:tcPr>
+            <w:tcW w:type="dxa" w:w="3360"/>
+            <w:vAlign w:val="center"/>
+          </w:tcPr>
+          <w:p>
+            <w:r/>
+            <w:r>
+              <w:rPr>
+                <w:b w:val="0"/>
+                <w:sz w:val="20"/>
+              </w:rPr>
+              <w:t>Executar ação de retenção.</w:t>
+            </w:r>
+          </w:p>
+        </w:tc>
+      </w:tr>
+      <w:tr>
+        <w:tc>
+          <w:tcPr>
+            <w:tcW w:type="dxa" w:w="3360"/>
+            <w:vAlign w:val="center"/>
+          </w:tcPr>
+          <w:p>
+            <w:r/>
+            <w:r>
+              <w:rPr>
+                <w:b w:val="0"/>
+                <w:sz w:val="20"/>
+              </w:rPr>
+              <w:t>Oportunidade de crescimento</w:t>
+            </w:r>
+          </w:p>
+        </w:tc>
+        <w:tc>
+          <w:tcPr>
+            <w:tcW w:type="dxa" w:w="3360"/>
+            <w:vAlign w:val="center"/>
+          </w:tcPr>
+          <w:p>
+            <w:r/>
+            <w:r>
+              <w:rPr>
+                <w:b w:val="0"/>
+                <w:sz w:val="20"/>
+              </w:rPr>
+              <w:t>Identifica clientes ativos com potencial de upgrade ou nova contratação.</w:t>
+            </w:r>
+          </w:p>
+        </w:tc>
+        <w:tc>
+          <w:tcPr>
+            <w:tcW w:type="dxa" w:w="3360"/>
+            <w:vAlign w:val="center"/>
+          </w:tcPr>
+          <w:p>
+            <w:r/>
+            <w:r>
+              <w:rPr>
+                <w:b w:val="0"/>
+                <w:sz w:val="20"/>
+              </w:rPr>
+              <w:t>Oferecer planos superiores ou serviços adicionais.</w:t>
+            </w:r>
+          </w:p>
+        </w:tc>
+      </w:tr>
+      <w:tr>
+        <w:tc>
+          <w:tcPr>
+            <w:tcW w:type="dxa" w:w="3360"/>
+            <w:vAlign w:val="center"/>
+          </w:tcPr>
+          <w:p>
+            <w:r/>
+            <w:r>
+              <w:rPr>
+                <w:b w:val="0"/>
+                <w:sz w:val="20"/>
+              </w:rPr>
+              <w:t>Clientes estáveis</w:t>
+            </w:r>
+          </w:p>
+        </w:tc>
+        <w:tc>
+          <w:tcPr>
+            <w:tcW w:type="dxa" w:w="3360"/>
+            <w:vAlign w:val="center"/>
+          </w:tcPr>
+          <w:p>
+            <w:r/>
+            <w:r>
+              <w:rPr>
+                <w:b w:val="0"/>
+                <w:sz w:val="20"/>
+              </w:rPr>
+              <w:t>Identifica clientes ativos com baixo risco.</w:t>
+            </w:r>
+          </w:p>
+        </w:tc>
+        <w:tc>
+          <w:tcPr>
+            <w:tcW w:type="dxa" w:w="3360"/>
+            <w:vAlign w:val="center"/>
+          </w:tcPr>
+          <w:p>
+            <w:r/>
+            <w:r>
+              <w:rPr>
+                <w:b w:val="0"/>
+                <w:sz w:val="20"/>
+              </w:rPr>
+              <w:t>Manter relacionamento e acompanhamento regular.</w:t>
             </w:r>
           </w:p>
         </w:tc>
@@ -350,64 +601,15 @@
         <w:pStyle w:val="Heading1"/>
       </w:pPr>
       <w:r>
-        <w:rPr>
-          <w:rFonts w:ascii="Arial" w:hAnsi="Arial" w:eastAsia="Arial"/>
-          <w:b/>
-          <w:sz w:val="28"/>
-        </w:rPr>
-        <w:t>3. Exemplos de ações estratégicas</w:t>
+        <w:t>4. Tempo de geração</w:t>
       </w:r>
     </w:p>
     <w:p>
       <w:pPr>
-        <w:pStyle w:val="ListBullet"/>
+        <w:jc w:val="both"/>
       </w:pPr>
       <w:r>
-        <w:rPr>
-          <w:rFonts w:ascii="Arial" w:hAnsi="Arial" w:eastAsia="Arial"/>
-          <w:b w:val="0"/>
-          <w:sz w:val="22"/>
-        </w:rPr>
-        <w:t>Clientes com alto risco de churn podem receber contato preventivo ou desconto.</w:t>
-      </w:r>
-    </w:p>
-    <w:p>
-      <w:pPr>
-        <w:pStyle w:val="ListBullet"/>
-      </w:pPr>
-      <w:r>
-        <w:rPr>
-          <w:rFonts w:ascii="Arial" w:hAnsi="Arial" w:eastAsia="Arial"/>
-          <w:b w:val="0"/>
-          <w:sz w:val="22"/>
-        </w:rPr>
-        <w:t>Clientes com alta propensão de compra podem receber proposta de upgrade.</w:t>
-      </w:r>
-    </w:p>
-    <w:p>
-      <w:pPr>
-        <w:pStyle w:val="ListBullet"/>
-      </w:pPr>
-      <w:r>
-        <w:rPr>
-          <w:rFonts w:ascii="Arial" w:hAnsi="Arial" w:eastAsia="Arial"/>
-          <w:b w:val="0"/>
-          <w:sz w:val="22"/>
-        </w:rPr>
-        <w:t>Planos com alto cancelamento podem ser revisados pela gestão.</w:t>
-      </w:r>
-    </w:p>
-    <w:p>
-      <w:pPr>
-        <w:pStyle w:val="ListBullet"/>
-      </w:pPr>
-      <w:r>
-        <w:rPr>
-          <w:rFonts w:ascii="Arial" w:hAnsi="Arial" w:eastAsia="Arial"/>
-          <w:b w:val="0"/>
-          <w:sz w:val="22"/>
-        </w:rPr>
-        <w:t>Estados com maior concentração de clientes podem receber campanhas regionais.</w:t>
+        <w:t>Os relatórios são gerados por consultas ao banco SQLite e processamento simples em memória. O tempo de execução é curto e atende ao requisito de não ultrapassar duas horas para geração dos relatórios.</w:t>
       </w:r>
     </w:p>
     <w:p>
@@ -415,108 +617,20 @@
         <w:pStyle w:val="Heading1"/>
       </w:pPr>
       <w:r>
-        <w:rPr>
-          <w:rFonts w:ascii="Arial" w:hAnsi="Arial" w:eastAsia="Arial"/>
-          <w:b/>
-          <w:sz w:val="28"/>
-        </w:rPr>
-        <w:t>4. Indicadores usados</w:t>
+        <w:t>5. Integração com o sistema</w:t>
       </w:r>
     </w:p>
     <w:p>
       <w:pPr>
-        <w:pStyle w:val="ListBullet"/>
+        <w:jc w:val="both"/>
       </w:pPr>
       <w:r>
-        <w:rPr>
-          <w:rFonts w:ascii="Arial" w:hAnsi="Arial" w:eastAsia="Arial"/>
-          <w:b w:val="0"/>
-          <w:sz w:val="22"/>
-        </w:rPr>
-        <w:t>Total de clientes.</w:t>
-      </w:r>
-    </w:p>
-    <w:p>
-      <w:pPr>
-        <w:pStyle w:val="ListBullet"/>
-      </w:pPr>
-      <w:r>
-        <w:rPr>
-          <w:rFonts w:ascii="Arial" w:hAnsi="Arial" w:eastAsia="Arial"/>
-          <w:b w:val="0"/>
-          <w:sz w:val="22"/>
-        </w:rPr>
-        <w:t>Total de assinaturas.</w:t>
-      </w:r>
-    </w:p>
-    <w:p>
-      <w:pPr>
-        <w:pStyle w:val="ListBullet"/>
-      </w:pPr>
-      <w:r>
-        <w:rPr>
-          <w:rFonts w:ascii="Arial" w:hAnsi="Arial" w:eastAsia="Arial"/>
-          <w:b w:val="0"/>
-          <w:sz w:val="22"/>
-        </w:rPr>
-        <w:t>Assinaturas ativas e canceladas.</w:t>
-      </w:r>
-    </w:p>
-    <w:p>
-      <w:pPr>
-        <w:pStyle w:val="ListBullet"/>
-      </w:pPr>
-      <w:r>
-        <w:rPr>
-          <w:rFonts w:ascii="Arial" w:hAnsi="Arial" w:eastAsia="Arial"/>
-          <w:b w:val="0"/>
-          <w:sz w:val="22"/>
-        </w:rPr>
-        <w:t>Taxa de cancelamento.</w:t>
-      </w:r>
-    </w:p>
-    <w:p>
-      <w:pPr>
-        <w:pStyle w:val="ListBullet"/>
-      </w:pPr>
-      <w:r>
-        <w:rPr>
-          <w:rFonts w:ascii="Arial" w:hAnsi="Arial" w:eastAsia="Arial"/>
-          <w:b w:val="0"/>
-          <w:sz w:val="22"/>
-        </w:rPr>
-        <w:t>Receita mensal ativa.</w:t>
-      </w:r>
-    </w:p>
-    <w:p>
-      <w:pPr>
-        <w:pStyle w:val="ListBullet"/>
-      </w:pPr>
-      <w:r>
-        <w:rPr>
-          <w:rFonts w:ascii="Arial" w:hAnsi="Arial" w:eastAsia="Arial"/>
-          <w:b w:val="0"/>
-          <w:sz w:val="22"/>
-        </w:rPr>
-        <w:t>Plano mais contratado.</w:t>
-      </w:r>
-    </w:p>
-    <w:p>
-      <w:pPr>
-        <w:pStyle w:val="ListBullet"/>
-      </w:pPr>
-      <w:r>
-        <w:rPr>
-          <w:rFonts w:ascii="Arial" w:hAnsi="Arial" w:eastAsia="Arial"/>
-          <w:b w:val="0"/>
-          <w:sz w:val="22"/>
-        </w:rPr>
-        <w:t>Ranking de clientes por risco e oportunidade.</w:t>
+        <w:t>Os relatórios gerenciais são exibidos na tela de Relatórios, enquanto as informações de tomada de decisão estratégica são exibidas na tela de Crescimento Estratégico.</w:t>
       </w:r>
     </w:p>
     <w:sectPr>
       <w:pgSz w:w="12240" w:h="15840"/>
-      <w:pgMar w:top="1008" w:right="1152" w:bottom="1008" w:left="1152" w:header="720" w:footer="720" w:gutter="0"/>
+      <w:pgMar w:top="936" w:right="1080" w:bottom="936" w:left="1080" w:header="720" w:footer="720" w:gutter="0"/>
       <w:cols w:space="720"/>
       <w:docGrid w:linePitch="360"/>
     </w:sectPr>
@@ -887,9 +1001,12 @@
     <w:name w:val="Normal"/>
     <w:qFormat/>
     <w:rsid w:val="00FC693F"/>
+    <w:pPr>
+      <w:spacing w:after="120"/>
+    </w:pPr>
     <w:rPr>
       <w:rFonts w:ascii="Arial" w:hAnsi="Arial" w:eastAsia="Arial"/>
-      <w:sz w:val="22"/>
+      <w:sz w:val="21"/>
     </w:rPr>
   </w:style>
   <w:style w:type="paragraph" w:styleId="Header">
@@ -951,11 +1068,11 @@
       <w:outlineLvl w:val="0"/>
     </w:pPr>
     <w:rPr>
-      <w:rFonts w:asciiTheme="majorHAnsi" w:eastAsiaTheme="majorEastAsia" w:hAnsiTheme="majorHAnsi" w:cstheme="majorBidi"/>
+      <w:rFonts w:asciiTheme="majorHAnsi" w:eastAsiaTheme="majorEastAsia" w:hAnsiTheme="majorHAnsi" w:cstheme="majorBidi" w:ascii="Arial" w:hAnsi="Arial" w:eastAsia="Arial"/>
       <w:b/>
       <w:bCs/>
-      <w:color w:val="365F91" w:themeColor="accent1" w:themeShade="BF"/>
-      <w:sz w:val="28"/>
+      <w:color w:val="1F4E79"/>
+      <w:sz w:val="30"/>
       <w:szCs w:val="28"/>
     </w:rPr>
   </w:style>
@@ -975,11 +1092,11 @@
       <w:outlineLvl w:val="1"/>
     </w:pPr>
     <w:rPr>
-      <w:rFonts w:asciiTheme="majorHAnsi" w:eastAsiaTheme="majorEastAsia" w:hAnsiTheme="majorHAnsi" w:cstheme="majorBidi"/>
+      <w:rFonts w:asciiTheme="majorHAnsi" w:eastAsiaTheme="majorEastAsia" w:hAnsiTheme="majorHAnsi" w:cstheme="majorBidi" w:ascii="Arial" w:hAnsi="Arial" w:eastAsia="Arial"/>
       <w:b/>
       <w:bCs/>
-      <w:color w:val="4F81BD" w:themeColor="accent1"/>
-      <w:sz w:val="26"/>
+      <w:color w:val="1F4E79"/>
+      <w:sz w:val="24"/>
       <w:szCs w:val="26"/>
     </w:rPr>
   </w:style>
@@ -1240,11 +1357,12 @@
       <w:contextualSpacing/>
     </w:pPr>
     <w:rPr>
-      <w:rFonts w:asciiTheme="majorHAnsi" w:eastAsiaTheme="majorEastAsia" w:hAnsiTheme="majorHAnsi" w:cstheme="majorBidi"/>
-      <w:color w:val="17365D" w:themeColor="text2" w:themeShade="BF"/>
+      <w:rFonts w:asciiTheme="majorHAnsi" w:eastAsiaTheme="majorEastAsia" w:hAnsiTheme="majorHAnsi" w:cstheme="majorBidi" w:ascii="Arial" w:hAnsi="Arial" w:eastAsia="Arial"/>
+      <w:b/>
+      <w:color w:val="1F4E79"/>
       <w:spacing w:val="5"/>
       <w:kern w:val="28"/>
-      <w:sz w:val="52"/>
+      <w:sz w:val="40"/>
       <w:szCs w:val="52"/>
     </w:rPr>
   </w:style>
